--- a/contenus/trames/spartoo-tracabilite-trame-eleve.docx
+++ b/contenus/trames/spartoo-tracabilite-trame-eleve.docx
@@ -46,7 +46,7 @@
       <w:r>
         <w:rPr>
           <w:b/>
-          <w:color w:val="2C4A63"/>
+          <w:color w:val="111111"/>
           <w:sz w:val="40"/>
         </w:rPr>
         <w:t xml:space="preserve">  Logisim</w:t>
@@ -96,7 +96,7 @@
       <w:r>
         <w:rPr>
           <w:b/>
-          <w:color w:val="2C4A63"/>
+          <w:color w:val="111111"/>
           <w:sz w:val="36"/>
         </w:rPr>
         <w:t>Carnet de suivi — Remonter la trace d'un lot</w:t>
@@ -127,7 +127,7 @@
         <w:tc>
           <w:tcPr>
             <w:tcW w:type="dxa" w:w="2521"/>
-            <w:shd w:fill="E8EDF2"/>
+            <w:shd w:fill="E8E8E8"/>
           </w:tcPr>
           <w:p>
             <w:pPr>
@@ -136,7 +136,7 @@
             <w:r>
               <w:rPr>
                 <w:b/>
-                <w:color w:val="2C4A63"/>
+                <w:color w:val="111111"/>
                 <w:sz w:val="20"/>
               </w:rPr>
               <w:t>Nom</w:t>
@@ -152,7 +152,7 @@
         <w:tc>
           <w:tcPr>
             <w:tcW w:type="dxa" w:w="2521"/>
-            <w:shd w:fill="E8EDF2"/>
+            <w:shd w:fill="E8E8E8"/>
           </w:tcPr>
           <w:p>
             <w:pPr>
@@ -161,7 +161,7 @@
             <w:r>
               <w:rPr>
                 <w:b/>
-                <w:color w:val="2C4A63"/>
+                <w:color w:val="111111"/>
                 <w:sz w:val="20"/>
               </w:rPr>
               <w:t>Prénom</w:t>
@@ -182,7 +182,7 @@
         <w:tc>
           <w:tcPr>
             <w:tcW w:type="dxa" w:w="2521"/>
-            <w:shd w:fill="E8EDF2"/>
+            <w:shd w:fill="E8E8E8"/>
           </w:tcPr>
           <w:p>
             <w:pPr>
@@ -191,7 +191,7 @@
             <w:r>
               <w:rPr>
                 <w:b/>
-                <w:color w:val="2C4A63"/>
+                <w:color w:val="111111"/>
                 <w:sz w:val="20"/>
               </w:rPr>
               <w:t>Classe</w:t>
@@ -207,7 +207,7 @@
         <w:tc>
           <w:tcPr>
             <w:tcW w:type="dxa" w:w="2521"/>
-            <w:shd w:fill="E8EDF2"/>
+            <w:shd w:fill="E8E8E8"/>
           </w:tcPr>
           <w:p>
             <w:pPr>
@@ -216,7 +216,7 @@
             <w:r>
               <w:rPr>
                 <w:b/>
-                <w:color w:val="2C4A63"/>
+                <w:color w:val="111111"/>
                 <w:sz w:val="20"/>
               </w:rPr>
               <w:t>Date</w:t>
@@ -237,7 +237,7 @@
         <w:tc>
           <w:tcPr>
             <w:tcW w:type="dxa" w:w="2521"/>
-            <w:shd w:fill="E8EDF2"/>
+            <w:shd w:fill="E8E8E8"/>
           </w:tcPr>
           <w:p>
             <w:pPr>
@@ -246,7 +246,7 @@
             <w:r>
               <w:rPr>
                 <w:b/>
-                <w:color w:val="2C4A63"/>
+                <w:color w:val="111111"/>
                 <w:sz w:val="20"/>
               </w:rPr>
               <w:t>Matricule Prepalog</w:t>
@@ -293,7 +293,7 @@
         <w:tc>
           <w:tcPr>
             <w:tcW w:type="dxa" w:w="10086"/>
-            <w:shd w:fill="F1F4F7"/>
+            <w:shd w:fill="F2F2F2"/>
           </w:tcPr>
           <w:p>
             <w:pPr>
@@ -302,7 +302,7 @@
             <w:r>
               <w:rPr>
                 <w:b/>
-                <w:color w:val="2C4A63"/>
+                <w:color w:val="111111"/>
                 <w:sz w:val="20"/>
               </w:rPr>
               <w:t xml:space="preserve">Ce document est ta trame de travail : </w:t>
@@ -331,7 +331,7 @@
         <w:rPr>
           <w:rFonts w:ascii="Consolas" w:hAnsi="Consolas"/>
           <w:b/>
-          <w:color w:val="B4530F"/>
+          <w:color w:val="595959"/>
           <w:sz w:val="19"/>
         </w:rPr>
         <w:t>ÉTAPE 1</w:t>
@@ -345,7 +345,7 @@
       <w:r>
         <w:rPr>
           <w:b/>
-          <w:color w:val="2C4A63"/>
+          <w:color w:val="111111"/>
           <w:sz w:val="30"/>
         </w:rPr>
         <w:t>Comprendre la traçabilité</w:t>
@@ -358,7 +358,7 @@
       <w:r>
         <w:rPr>
           <w:b w:val="0"/>
-          <w:color w:val="131A21"/>
+          <w:color w:val="1A1A1A"/>
           <w:sz w:val="22"/>
         </w:rPr>
         <w:t>Avant d'ouvrir le logiciel, il faut savoir de quoi on parle. Quand un industriel découvre un défaut, il ne rappelle pas toute sa production : il rappelle un lot. Fais une recherche sur Internet pour comprendre comment c'est possible.</w:t>
@@ -373,7 +373,7 @@
       <w:r>
         <w:rPr>
           <w:b/>
-          <w:color w:val="2C4A63"/>
+          <w:color w:val="111111"/>
           <w:sz w:val="22"/>
         </w:rPr>
         <w:t xml:space="preserve">1.  </w:t>
@@ -394,7 +394,7 @@
       <w:r>
         <w:rPr>
           <w:b/>
-          <w:color w:val="2C4A63"/>
+          <w:color w:val="111111"/>
           <w:sz w:val="22"/>
         </w:rPr>
         <w:t xml:space="preserve">2.  </w:t>
@@ -415,7 +415,7 @@
       <w:r>
         <w:rPr>
           <w:b/>
-          <w:color w:val="2C4A63"/>
+          <w:color w:val="111111"/>
           <w:sz w:val="22"/>
         </w:rPr>
         <w:t xml:space="preserve">3.  </w:t>
@@ -443,7 +443,7 @@
         <w:tc>
           <w:tcPr>
             <w:tcW w:type="dxa" w:w="10086"/>
-            <w:shd w:fill="FAFBFC"/>
+            <w:shd w:fill="FAFAFA"/>
           </w:tcPr>
           <w:p>
             <w:pPr>
@@ -486,7 +486,7 @@
         <w:tc>
           <w:tcPr>
             <w:tcW w:type="dxa" w:w="10086"/>
-            <w:shd w:fill="FAFBFC"/>
+            <w:shd w:fill="FAFAFA"/>
           </w:tcPr>
           <w:p>
             <w:pPr>
@@ -550,7 +550,7 @@
         <w:tc>
           <w:tcPr>
             <w:tcW w:type="dxa" w:w="10086"/>
-            <w:shd w:fill="FAFBFC"/>
+            <w:shd w:fill="FAFAFA"/>
           </w:tcPr>
           <w:p>
             <w:pPr>
@@ -614,7 +614,7 @@
         <w:tc>
           <w:tcPr>
             <w:tcW w:type="dxa" w:w="10086"/>
-            <w:shd w:fill="FAFBFC"/>
+            <w:shd w:fill="FAFAFA"/>
           </w:tcPr>
           <w:p>
             <w:pPr>
@@ -673,7 +673,7 @@
         <w:rPr>
           <w:rFonts w:ascii="Consolas" w:hAnsi="Consolas"/>
           <w:b/>
-          <w:color w:val="B4530F"/>
+          <w:color w:val="595959"/>
           <w:sz w:val="19"/>
         </w:rPr>
         <w:t>ÉTAPE 2</w:t>
@@ -687,7 +687,7 @@
       <w:r>
         <w:rPr>
           <w:b/>
-          <w:color w:val="2C4A63"/>
+          <w:color w:val="111111"/>
           <w:sz w:val="30"/>
         </w:rPr>
         <w:t>Lire l'alerte du fournisseur et la consigne</w:t>
@@ -700,7 +700,7 @@
       <w:r>
         <w:rPr>
           <w:b w:val="0"/>
-          <w:color w:val="131A21"/>
+          <w:color w:val="1A1A1A"/>
           <w:sz w:val="22"/>
         </w:rPr>
         <w:t>Connecte-toi à Prepalog, ouvre la rubrique Logisim puis l'activité « Spartoo — traçabilité ». Va dans Messagerie : deux messages t'attendent. Lis-les tous les deux avant de toucher à quoi que ce soit.</w:t>
@@ -715,7 +715,7 @@
       <w:r>
         <w:rPr>
           <w:b/>
-          <w:color w:val="2C4A63"/>
+          <w:color w:val="111111"/>
           <w:sz w:val="22"/>
         </w:rPr>
         <w:t xml:space="preserve">1.  </w:t>
@@ -735,7 +735,7 @@
       <w:r>
         <w:rPr>
           <w:b/>
-          <w:color w:val="2C4A63"/>
+          <w:color w:val="111111"/>
           <w:sz w:val="22"/>
         </w:rPr>
         <w:t xml:space="preserve">2.  </w:t>
@@ -755,7 +755,7 @@
       <w:r>
         <w:rPr>
           <w:b/>
-          <w:color w:val="131A21"/>
+          <w:color w:val="1A1A1A"/>
           <w:sz w:val="21"/>
         </w:rPr>
         <w:t>Relève les informations de l'alerte :</w:t>
@@ -775,7 +775,7 @@
         <w:tc>
           <w:tcPr>
             <w:tcW w:type="dxa" w:w="3628"/>
-            <w:shd w:fill="E8EDF2"/>
+            <w:shd w:fill="E8E8E8"/>
           </w:tcPr>
           <w:p>
             <w:pPr>
@@ -784,7 +784,7 @@
             <w:r>
               <w:rPr>
                 <w:b/>
-                <w:color w:val="2C4A63"/>
+                <w:color w:val="111111"/>
                 <w:sz w:val="20"/>
               </w:rPr>
               <w:t>Information</w:t>
@@ -794,7 +794,7 @@
         <w:tc>
           <w:tcPr>
             <w:tcW w:type="dxa" w:w="6009"/>
-            <w:shd w:fill="E8EDF2"/>
+            <w:shd w:fill="E8E8E8"/>
           </w:tcPr>
           <w:p>
             <w:pPr>
@@ -803,7 +803,7 @@
             <w:r>
               <w:rPr>
                 <w:b/>
-                <w:color w:val="2C4A63"/>
+                <w:color w:val="111111"/>
                 <w:sz w:val="20"/>
               </w:rPr>
               <w:t>Ce que tu relèves</w:t>
@@ -893,7 +893,7 @@
       <w:r>
         <w:rPr>
           <w:b w:val="0"/>
-          <w:color w:val="131A21"/>
+          <w:color w:val="1A1A1A"/>
           <w:sz w:val="19"/>
         </w:rPr>
         <w:t>Dans la colonne de gauche, écris : numéro du lot en cause — nature du défaut — ce que Puma demande — qui a envoyé l'alerte.</w:t>
@@ -915,7 +915,7 @@
         <w:tc>
           <w:tcPr>
             <w:tcW w:type="dxa" w:w="10086"/>
-            <w:shd w:fill="FAFBFC"/>
+            <w:shd w:fill="FAFAFA"/>
           </w:tcPr>
           <w:p>
             <w:pPr>
@@ -958,7 +958,7 @@
         <w:tc>
           <w:tcPr>
             <w:tcW w:type="dxa" w:w="10086"/>
-            <w:shd w:fill="FAFBFC"/>
+            <w:shd w:fill="FAFAFA"/>
           </w:tcPr>
           <w:p>
             <w:pPr>
@@ -1017,7 +1017,7 @@
         <w:rPr>
           <w:rFonts w:ascii="Consolas" w:hAnsi="Consolas"/>
           <w:b/>
-          <w:color w:val="B4530F"/>
+          <w:color w:val="595959"/>
           <w:sz w:val="19"/>
         </w:rPr>
         <w:t>ÉTAPE 3</w:t>
@@ -1031,7 +1031,7 @@
       <w:r>
         <w:rPr>
           <w:b/>
-          <w:color w:val="2C4A63"/>
+          <w:color w:val="111111"/>
           <w:sz w:val="30"/>
         </w:rPr>
         <w:t>Remonter l'amont : d'où vient ce lot ?</w:t>
@@ -1044,7 +1044,7 @@
       <w:r>
         <w:rPr>
           <w:b w:val="0"/>
-          <w:color w:val="131A21"/>
+          <w:color w:val="1A1A1A"/>
           <w:sz w:val="22"/>
         </w:rPr>
         <w:t>Va dans la Console. Une seule commande fait tout le travail : .getlot suivi du numéro de lot. Tape-la, puis lis le tableau du haut, celui qui s'appelle « Entrées ».</w:t>
@@ -1059,7 +1059,7 @@
       <w:r>
         <w:rPr>
           <w:b/>
-          <w:color w:val="2C4A63"/>
+          <w:color w:val="111111"/>
           <w:sz w:val="22"/>
         </w:rPr>
         <w:t xml:space="preserve">1.  </w:t>
@@ -1080,7 +1080,7 @@
       <w:r>
         <w:rPr>
           <w:b/>
-          <w:color w:val="2C4A63"/>
+          <w:color w:val="111111"/>
           <w:sz w:val="22"/>
         </w:rPr>
         <w:t xml:space="preserve">2.  </w:t>
@@ -1100,7 +1100,7 @@
       <w:r>
         <w:rPr>
           <w:b/>
-          <w:color w:val="2C4A63"/>
+          <w:color w:val="111111"/>
           <w:sz w:val="22"/>
         </w:rPr>
         <w:t xml:space="preserve">3.  </w:t>
@@ -1120,7 +1120,7 @@
       <w:r>
         <w:rPr>
           <w:b/>
-          <w:color w:val="131A21"/>
+          <w:color w:val="1A1A1A"/>
           <w:sz w:val="21"/>
         </w:rPr>
         <w:t>Remplis la fiche d'identité du lot :</w:t>
@@ -1140,7 +1140,7 @@
         <w:tc>
           <w:tcPr>
             <w:tcW w:type="dxa" w:w="3628"/>
-            <w:shd w:fill="E8EDF2"/>
+            <w:shd w:fill="E8E8E8"/>
           </w:tcPr>
           <w:p>
             <w:pPr>
@@ -1149,7 +1149,7 @@
             <w:r>
               <w:rPr>
                 <w:b/>
-                <w:color w:val="2C4A63"/>
+                <w:color w:val="111111"/>
                 <w:sz w:val="20"/>
               </w:rPr>
               <w:t>Information</w:t>
@@ -1159,7 +1159,7 @@
         <w:tc>
           <w:tcPr>
             <w:tcW w:type="dxa" w:w="6009"/>
-            <w:shd w:fill="E8EDF2"/>
+            <w:shd w:fill="E8E8E8"/>
           </w:tcPr>
           <w:p>
             <w:pPr>
@@ -1168,7 +1168,7 @@
             <w:r>
               <w:rPr>
                 <w:b/>
-                <w:color w:val="2C4A63"/>
+                <w:color w:val="111111"/>
                 <w:sz w:val="20"/>
               </w:rPr>
               <w:t>Ce que tu relèves</w:t>
@@ -1274,7 +1274,7 @@
       <w:r>
         <w:rPr>
           <w:b w:val="0"/>
-          <w:color w:val="131A21"/>
+          <w:color w:val="1A1A1A"/>
           <w:sz w:val="19"/>
         </w:rPr>
         <w:t>Dans la colonne de gauche, écris : numéro de lot — fournisseur — date d'entrée en stock — numéro de réception — nombre total de paires entrées.</w:t>
@@ -1288,7 +1288,7 @@
       <w:r>
         <w:rPr>
           <w:b/>
-          <w:color w:val="131A21"/>
+          <w:color w:val="1A1A1A"/>
           <w:sz w:val="21"/>
         </w:rPr>
         <w:t>Recopie maintenant le détail des entrées :</w:t>
@@ -1309,7 +1309,7 @@
         <w:tc>
           <w:tcPr>
             <w:tcW w:type="dxa" w:w="3061"/>
-            <w:shd w:fill="E8EDF2"/>
+            <w:shd w:fill="E8E8E8"/>
           </w:tcPr>
           <w:p>
             <w:pPr>
@@ -1318,7 +1318,7 @@
             <w:r>
               <w:rPr>
                 <w:b/>
-                <w:color w:val="2C4A63"/>
+                <w:color w:val="111111"/>
                 <w:sz w:val="20"/>
               </w:rPr>
               <w:t>Référence article</w:t>
@@ -1328,7 +1328,7 @@
         <w:tc>
           <w:tcPr>
             <w:tcW w:type="dxa" w:w="4309"/>
-            <w:shd w:fill="E8EDF2"/>
+            <w:shd w:fill="E8E8E8"/>
           </w:tcPr>
           <w:p>
             <w:pPr>
@@ -1337,7 +1337,7 @@
             <w:r>
               <w:rPr>
                 <w:b/>
-                <w:color w:val="2C4A63"/>
+                <w:color w:val="111111"/>
                 <w:sz w:val="20"/>
               </w:rPr>
               <w:t>Article</w:t>
@@ -1347,7 +1347,7 @@
         <w:tc>
           <w:tcPr>
             <w:tcW w:type="dxa" w:w="2268"/>
-            <w:shd w:fill="E8EDF2"/>
+            <w:shd w:fill="E8E8E8"/>
           </w:tcPr>
           <w:p>
             <w:pPr>
@@ -1356,7 +1356,7 @@
             <w:r>
               <w:rPr>
                 <w:b/>
-                <w:color w:val="2C4A63"/>
+                <w:color w:val="111111"/>
                 <w:sz w:val="20"/>
               </w:rPr>
               <w:t>Quantité entrée</w:t>
@@ -1454,7 +1454,7 @@
         <w:tc>
           <w:tcPr>
             <w:tcW w:type="dxa" w:w="10086"/>
-            <w:shd w:fill="F1F4F7"/>
+            <w:shd w:fill="F2F2F2"/>
           </w:tcPr>
           <w:p>
             <w:pPr>
@@ -1463,7 +1463,7 @@
             <w:r>
               <w:rPr>
                 <w:b/>
-                <w:color w:val="2C4A63"/>
+                <w:color w:val="111111"/>
                 <w:sz w:val="20"/>
               </w:rPr>
               <w:t xml:space="preserve">Attention à la date : </w:t>
@@ -1495,7 +1495,7 @@
         <w:rPr>
           <w:rFonts w:ascii="Consolas" w:hAnsi="Consolas"/>
           <w:b/>
-          <w:color w:val="B4530F"/>
+          <w:color w:val="595959"/>
           <w:sz w:val="19"/>
         </w:rPr>
         <w:t>ÉTAPE 4</w:t>
@@ -1509,7 +1509,7 @@
       <w:r>
         <w:rPr>
           <w:b/>
-          <w:color w:val="2C4A63"/>
+          <w:color w:val="111111"/>
           <w:sz w:val="30"/>
         </w:rPr>
         <w:t>Remonter l'aval : où sont parties les paires ?</w:t>
@@ -1522,7 +1522,7 @@
       <w:r>
         <w:rPr>
           <w:b w:val="0"/>
-          <w:color w:val="131A21"/>
+          <w:color w:val="1A1A1A"/>
           <w:sz w:val="22"/>
         </w:rPr>
         <w:t>Dans le même résultat de .getlot, descends jusqu'au tableau « Sorties ». Chaque ligne est une paire de ce lot qui a quitté l'entrepôt : le logiciel te donne le bon de préparation, la commande, et le client livré. C'est exactement ce que Puma demande.</w:t>
@@ -1537,7 +1537,7 @@
       <w:r>
         <w:rPr>
           <w:b/>
-          <w:color w:val="2C4A63"/>
+          <w:color w:val="111111"/>
           <w:sz w:val="22"/>
         </w:rPr>
         <w:t xml:space="preserve">1.  </w:t>
@@ -1558,7 +1558,7 @@
       <w:r>
         <w:rPr>
           <w:b/>
-          <w:color w:val="2C4A63"/>
+          <w:color w:val="111111"/>
           <w:sz w:val="22"/>
         </w:rPr>
         <w:t xml:space="preserve">2.  </w:t>
@@ -1578,7 +1578,7 @@
       <w:r>
         <w:rPr>
           <w:b/>
-          <w:color w:val="2C4A63"/>
+          <w:color w:val="111111"/>
           <w:sz w:val="22"/>
         </w:rPr>
         <w:t xml:space="preserve">3.  </w:t>
@@ -1598,7 +1598,7 @@
       <w:r>
         <w:rPr>
           <w:b/>
-          <w:color w:val="131A21"/>
+          <w:color w:val="1A1A1A"/>
           <w:sz w:val="21"/>
         </w:rPr>
         <w:t>Relève les sorties du lot :</w:t>
@@ -1621,7 +1621,7 @@
         <w:tc>
           <w:tcPr>
             <w:tcW w:type="dxa" w:w="2381"/>
-            <w:shd w:fill="E8EDF2"/>
+            <w:shd w:fill="E8E8E8"/>
           </w:tcPr>
           <w:p>
             <w:pPr>
@@ -1630,7 +1630,7 @@
             <w:r>
               <w:rPr>
                 <w:b/>
-                <w:color w:val="2C4A63"/>
+                <w:color w:val="111111"/>
                 <w:sz w:val="20"/>
               </w:rPr>
               <w:t>Référence article</w:t>
@@ -1640,7 +1640,7 @@
         <w:tc>
           <w:tcPr>
             <w:tcW w:type="dxa" w:w="907"/>
-            <w:shd w:fill="E8EDF2"/>
+            <w:shd w:fill="E8E8E8"/>
           </w:tcPr>
           <w:p>
             <w:pPr>
@@ -1649,7 +1649,7 @@
             <w:r>
               <w:rPr>
                 <w:b/>
-                <w:color w:val="2C4A63"/>
+                <w:color w:val="111111"/>
                 <w:sz w:val="20"/>
               </w:rPr>
               <w:t>Qté</w:t>
@@ -1659,7 +1659,7 @@
         <w:tc>
           <w:tcPr>
             <w:tcW w:type="dxa" w:w="2041"/>
-            <w:shd w:fill="E8EDF2"/>
+            <w:shd w:fill="E8E8E8"/>
           </w:tcPr>
           <w:p>
             <w:pPr>
@@ -1668,7 +1668,7 @@
             <w:r>
               <w:rPr>
                 <w:b/>
-                <w:color w:val="2C4A63"/>
+                <w:color w:val="111111"/>
                 <w:sz w:val="20"/>
               </w:rPr>
               <w:t>Bon de préparation</w:t>
@@ -1678,7 +1678,7 @@
         <w:tc>
           <w:tcPr>
             <w:tcW w:type="dxa" w:w="1928"/>
-            <w:shd w:fill="E8EDF2"/>
+            <w:shd w:fill="E8E8E8"/>
           </w:tcPr>
           <w:p>
             <w:pPr>
@@ -1687,7 +1687,7 @@
             <w:r>
               <w:rPr>
                 <w:b/>
-                <w:color w:val="2C4A63"/>
+                <w:color w:val="111111"/>
                 <w:sz w:val="20"/>
               </w:rPr>
               <w:t>N° de commande</w:t>
@@ -1697,7 +1697,7 @@
         <w:tc>
           <w:tcPr>
             <w:tcW w:type="dxa" w:w="2381"/>
-            <w:shd w:fill="E8EDF2"/>
+            <w:shd w:fill="E8E8E8"/>
           </w:tcPr>
           <w:p>
             <w:pPr>
@@ -1706,7 +1706,7 @@
             <w:r>
               <w:rPr>
                 <w:b/>
-                <w:color w:val="2C4A63"/>
+                <w:color w:val="111111"/>
                 <w:sz w:val="20"/>
               </w:rPr>
               <w:t>Client livré</w:t>
@@ -1912,7 +1912,7 @@
         <w:tc>
           <w:tcPr>
             <w:tcW w:type="dxa" w:w="10086"/>
-            <w:shd w:fill="FAFBFC"/>
+            <w:shd w:fill="FAFAFA"/>
           </w:tcPr>
           <w:p>
             <w:pPr>
@@ -1955,7 +1955,7 @@
         <w:tc>
           <w:tcPr>
             <w:tcW w:type="dxa" w:w="10086"/>
-            <w:shd w:fill="FAFBFC"/>
+            <w:shd w:fill="FAFAFA"/>
           </w:tcPr>
           <w:p>
             <w:pPr>
@@ -2014,7 +2014,7 @@
         <w:rPr>
           <w:rFonts w:ascii="Consolas" w:hAnsi="Consolas"/>
           <w:b/>
-          <w:color w:val="B4530F"/>
+          <w:color w:val="595959"/>
           <w:sz w:val="19"/>
         </w:rPr>
         <w:t>ÉTAPE 5</w:t>
@@ -2028,7 +2028,7 @@
       <w:r>
         <w:rPr>
           <w:b/>
-          <w:color w:val="2C4A63"/>
+          <w:color w:val="111111"/>
           <w:sz w:val="30"/>
         </w:rPr>
         <w:t>Compter ce qui reste, référence par référence</w:t>
@@ -2041,7 +2041,7 @@
       <w:r>
         <w:rPr>
           <w:b w:val="0"/>
-          <w:color w:val="131A21"/>
+          <w:color w:val="1A1A1A"/>
           <w:sz w:val="22"/>
         </w:rPr>
         <w:t>Les paires déjà livrées, Puma s'en occupe. Celles qui sont encore dans l'entrepôt, c'est ton problème : il faut les sortir du stock avant qu'un collègue ne les expédie. Mais attention — le logiciel ne te dira pas combien il en reste. C'est à toi de le calculer, référence par référence.</w:t>
@@ -2056,7 +2056,7 @@
       <w:r>
         <w:rPr>
           <w:b/>
-          <w:color w:val="2C4A63"/>
+          <w:color w:val="111111"/>
           <w:sz w:val="22"/>
         </w:rPr>
         <w:t xml:space="preserve">1.  </w:t>
@@ -2077,7 +2077,7 @@
       <w:r>
         <w:rPr>
           <w:b/>
-          <w:color w:val="2C4A63"/>
+          <w:color w:val="111111"/>
           <w:sz w:val="22"/>
         </w:rPr>
         <w:t xml:space="preserve">2.  </w:t>
@@ -2097,7 +2097,7 @@
       <w:r>
         <w:rPr>
           <w:b/>
-          <w:color w:val="2C4A63"/>
+          <w:color w:val="111111"/>
           <w:sz w:val="22"/>
         </w:rPr>
         <w:t xml:space="preserve">3.  </w:t>
@@ -2117,7 +2117,7 @@
       <w:r>
         <w:rPr>
           <w:b/>
-          <w:color w:val="131A21"/>
+          <w:color w:val="1A1A1A"/>
           <w:sz w:val="21"/>
         </w:rPr>
         <w:t>Fais ton calcul ici, avant de toucher au stock :</w:t>
@@ -2139,7 +2139,7 @@
         <w:tc>
           <w:tcPr>
             <w:tcW w:type="dxa" w:w="3061"/>
-            <w:shd w:fill="E8EDF2"/>
+            <w:shd w:fill="E8E8E8"/>
           </w:tcPr>
           <w:p>
             <w:pPr>
@@ -2148,7 +2148,7 @@
             <w:r>
               <w:rPr>
                 <w:b/>
-                <w:color w:val="2C4A63"/>
+                <w:color w:val="111111"/>
                 <w:sz w:val="20"/>
               </w:rPr>
               <w:t>Référence article</w:t>
@@ -2158,7 +2158,7 @@
         <w:tc>
           <w:tcPr>
             <w:tcW w:type="dxa" w:w="2211"/>
-            <w:shd w:fill="E8EDF2"/>
+            <w:shd w:fill="E8E8E8"/>
           </w:tcPr>
           <w:p>
             <w:pPr>
@@ -2167,7 +2167,7 @@
             <w:r>
               <w:rPr>
                 <w:b/>
-                <w:color w:val="2C4A63"/>
+                <w:color w:val="111111"/>
                 <w:sz w:val="20"/>
               </w:rPr>
               <w:t>Entré avec ce lot</w:t>
@@ -2177,7 +2177,7 @@
         <w:tc>
           <w:tcPr>
             <w:tcW w:type="dxa" w:w="1928"/>
-            <w:shd w:fill="E8EDF2"/>
+            <w:shd w:fill="E8E8E8"/>
           </w:tcPr>
           <w:p>
             <w:pPr>
@@ -2186,7 +2186,7 @@
             <w:r>
               <w:rPr>
                 <w:b/>
-                <w:color w:val="2C4A63"/>
+                <w:color w:val="111111"/>
                 <w:sz w:val="20"/>
               </w:rPr>
               <w:t>Déjà sorti</w:t>
@@ -2196,7 +2196,7 @@
         <w:tc>
           <w:tcPr>
             <w:tcW w:type="dxa" w:w="2438"/>
-            <w:shd w:fill="E8EDF2"/>
+            <w:shd w:fill="E8E8E8"/>
           </w:tcPr>
           <w:p>
             <w:pPr>
@@ -2205,7 +2205,7 @@
             <w:r>
               <w:rPr>
                 <w:b/>
-                <w:color w:val="2C4A63"/>
+                <w:color w:val="111111"/>
                 <w:sz w:val="20"/>
               </w:rPr>
               <w:t>Reste à bloquer</w:t>
@@ -2352,7 +2352,7 @@
         <w:tc>
           <w:tcPr>
             <w:tcW w:type="dxa" w:w="10086"/>
-            <w:shd w:fill="FAFBFC"/>
+            <w:shd w:fill="FAFAFA"/>
           </w:tcPr>
           <w:p>
             <w:pPr>
@@ -2416,7 +2416,7 @@
         <w:tc>
           <w:tcPr>
             <w:tcW w:type="dxa" w:w="10086"/>
-            <w:shd w:fill="FAFBFC"/>
+            <w:shd w:fill="FAFAFA"/>
           </w:tcPr>
           <w:p>
             <w:pPr>
@@ -2475,7 +2475,7 @@
         <w:rPr>
           <w:rFonts w:ascii="Consolas" w:hAnsi="Consolas"/>
           <w:b/>
-          <w:color w:val="B4530F"/>
+          <w:color w:val="595959"/>
           <w:sz w:val="19"/>
         </w:rPr>
         <w:t>ÉTAPE 6</w:t>
@@ -2489,7 +2489,7 @@
       <w:r>
         <w:rPr>
           <w:b/>
-          <w:color w:val="2C4A63"/>
+          <w:color w:val="111111"/>
           <w:sz w:val="30"/>
         </w:rPr>
         <w:t>Bloquer le stock restant</w:t>
@@ -2502,7 +2502,7 @@
       <w:r>
         <w:rPr>
           <w:b w:val="0"/>
-          <w:color w:val="131A21"/>
+          <w:color w:val="1A1A1A"/>
           <w:sz w:val="22"/>
         </w:rPr>
         <w:t>Va dans le menu « Blocage qualité ». Cet écran sort du stock les paires d'un lot précis, et de ce lot seulement : les paires de la même référence arrivées par une autre livraison restent vendables. Tu vas le remplir une fois par référence.</w:t>
@@ -2517,7 +2517,7 @@
       <w:r>
         <w:rPr>
           <w:b/>
-          <w:color w:val="2C4A63"/>
+          <w:color w:val="111111"/>
           <w:sz w:val="22"/>
         </w:rPr>
         <w:t xml:space="preserve">1.  </w:t>
@@ -2538,7 +2538,7 @@
       <w:r>
         <w:rPr>
           <w:b/>
-          <w:color w:val="2C4A63"/>
+          <w:color w:val="111111"/>
           <w:sz w:val="22"/>
         </w:rPr>
         <w:t xml:space="preserve">2.  </w:t>
@@ -2559,7 +2559,7 @@
       <w:r>
         <w:rPr>
           <w:b/>
-          <w:color w:val="2C4A63"/>
+          <w:color w:val="111111"/>
           <w:sz w:val="22"/>
         </w:rPr>
         <w:t xml:space="preserve">3.  </w:t>
@@ -2580,7 +2580,7 @@
       <w:r>
         <w:rPr>
           <w:b/>
-          <w:color w:val="2C4A63"/>
+          <w:color w:val="111111"/>
           <w:sz w:val="22"/>
         </w:rPr>
         <w:t xml:space="preserve">4.  </w:t>
@@ -2606,7 +2606,7 @@
         <w:tc>
           <w:tcPr>
             <w:tcW w:type="dxa" w:w="10086"/>
-            <w:shd w:fill="F1F4F7"/>
+            <w:shd w:fill="F2F2F2"/>
           </w:tcPr>
           <w:p>
             <w:pPr>
@@ -2615,7 +2615,7 @@
             <w:r>
               <w:rPr>
                 <w:b/>
-                <w:color w:val="2C4A63"/>
+                <w:color w:val="111111"/>
                 <w:sz w:val="20"/>
               </w:rPr>
               <w:t xml:space="preserve">Si le logiciel refuse : </w:t>
@@ -2644,7 +2644,7 @@
       <w:r>
         <w:rPr>
           <w:b/>
-          <w:color w:val="2C4A63"/>
+          <w:color w:val="111111"/>
           <w:sz w:val="22"/>
         </w:rPr>
         <w:t xml:space="preserve">1.  </w:t>
@@ -2672,7 +2672,7 @@
         <w:tc>
           <w:tcPr>
             <w:tcW w:type="dxa" w:w="10086"/>
-            <w:shd w:fill="FAFBFC"/>
+            <w:shd w:fill="FAFAFA"/>
           </w:tcPr>
           <w:p>
             <w:pPr>
@@ -2705,7 +2705,7 @@
         <w:tc>
           <w:tcPr>
             <w:tcW w:type="dxa" w:w="10086"/>
-            <w:shd w:fill="FAFBFC"/>
+            <w:shd w:fill="FAFAFA"/>
           </w:tcPr>
           <w:p>
             <w:pPr>
@@ -2759,7 +2759,7 @@
         <w:tc>
           <w:tcPr>
             <w:tcW w:type="dxa" w:w="10086"/>
-            <w:shd w:fill="FAFBFC"/>
+            <w:shd w:fill="FAFAFA"/>
           </w:tcPr>
           <w:p>
             <w:pPr>
@@ -2818,7 +2818,7 @@
         <w:rPr>
           <w:rFonts w:ascii="Consolas" w:hAnsi="Consolas"/>
           <w:b/>
-          <w:color w:val="B4530F"/>
+          <w:color w:val="595959"/>
           <w:sz w:val="19"/>
         </w:rPr>
         <w:t>ÉTAPE 7</w:t>
@@ -2832,7 +2832,7 @@
       <w:r>
         <w:rPr>
           <w:b/>
-          <w:color w:val="2C4A63"/>
+          <w:color w:val="111111"/>
           <w:sz w:val="30"/>
         </w:rPr>
         <w:t>Rendre compte à M. Morin</w:t>
@@ -2845,7 +2845,7 @@
       <w:r>
         <w:rPr>
           <w:b w:val="0"/>
-          <w:color w:val="131A21"/>
+          <w:color w:val="1A1A1A"/>
           <w:sz w:val="22"/>
         </w:rPr>
         <w:t>Il reste le plus important : écrire. Un blocage que personne n'a annoncé ne sert à rien, et c'est ton compte rendu que Puma va lire pour contacter les clients. Tu réponds directement au message de M. Morin.</w:t>
@@ -2860,7 +2860,7 @@
       <w:r>
         <w:rPr>
           <w:b/>
-          <w:color w:val="2C4A63"/>
+          <w:color w:val="111111"/>
           <w:sz w:val="22"/>
         </w:rPr>
         <w:t xml:space="preserve">1.  </w:t>
@@ -2881,7 +2881,7 @@
       <w:r>
         <w:rPr>
           <w:b/>
-          <w:color w:val="2C4A63"/>
+          <w:color w:val="111111"/>
           <w:sz w:val="22"/>
         </w:rPr>
         <w:t xml:space="preserve">2.  </w:t>
@@ -2902,7 +2902,7 @@
       <w:r>
         <w:rPr>
           <w:b/>
-          <w:color w:val="2C4A63"/>
+          <w:color w:val="111111"/>
           <w:sz w:val="22"/>
         </w:rPr>
         <w:t xml:space="preserve">3.  </w:t>
@@ -2928,7 +2928,7 @@
         <w:tc>
           <w:tcPr>
             <w:tcW w:type="dxa" w:w="10086"/>
-            <w:shd w:fill="F1F4F7"/>
+            <w:shd w:fill="F2F2F2"/>
           </w:tcPr>
           <w:p>
             <w:pPr>
@@ -2937,7 +2937,7 @@
             <w:r>
               <w:rPr>
                 <w:b/>
-                <w:color w:val="2C4A63"/>
+                <w:color w:val="111111"/>
                 <w:sz w:val="20"/>
               </w:rPr>
               <w:t xml:space="preserve">Attention, à lire avant de rédiger : </w:t>
@@ -2965,7 +2965,7 @@
       <w:r>
         <w:rPr>
           <w:b/>
-          <w:color w:val="131A21"/>
+          <w:color w:val="1A1A1A"/>
           <w:sz w:val="21"/>
         </w:rPr>
         <w:t>Rédige d'abord ton brouillon ici, puis recopie-le dans la messagerie :</w:t>
@@ -2987,7 +2987,7 @@
         <w:tc>
           <w:tcPr>
             <w:tcW w:type="dxa" w:w="10086"/>
-            <w:shd w:fill="FAFBFC"/>
+            <w:shd w:fill="FAFAFA"/>
           </w:tcPr>
           <w:p>
             <w:pPr>
@@ -3111,7 +3111,7 @@
         <w:tc>
           <w:tcPr>
             <w:tcW w:type="dxa" w:w="10086"/>
-            <w:shd w:fill="FAFBFC"/>
+            <w:shd w:fill="FAFAFA"/>
           </w:tcPr>
           <w:p>
             <w:pPr>
@@ -3154,7 +3154,7 @@
         <w:tc>
           <w:tcPr>
             <w:tcW w:type="dxa" w:w="10086"/>
-            <w:shd w:fill="FAFBFC"/>
+            <w:shd w:fill="FAFAFA"/>
           </w:tcPr>
           <w:p>
             <w:pPr>
@@ -3579,7 +3579,7 @@
     </w:pPr>
     <w:rPr>
       <w:rFonts w:ascii="Calibri" w:hAnsi="Calibri" w:eastAsia="Calibri"/>
-      <w:color w:val="131A21"/>
+      <w:color w:val="1A1A1A"/>
       <w:sz w:val="22"/>
     </w:rPr>
   </w:style>
